--- a/Quanta, Actually - SERIES/QED Course/chapters/Lesson 11 Operators and Observables.docx
+++ b/Quanta, Actually - SERIES/QED Course/chapters/Lesson 11 Operators and Observables.docx
@@ -17,7 +17,7 @@
         <w:jc w:val="center"/>
       </w:pPr>
       <w:r>
-        <w:t>Lesson 11 of the Complete Quantum Electrodynamics Course</w:t>
+        <w:t>Lesson 11 of Quantum, Actually, Volume 2: A QED Course</w:t>
       </w:r>
     </w:p>
     <w:p>
@@ -383,7 +383,13 @@
           </w:tcPr>
           <w:p>
             <w:r>
-              <w:t>⟨A⟩_ψ</w:t>
+              <w:t>⟨A⟩</w:t>
+            </w:r>
+            <w:r>
+              <w:rPr>
+                <w:vertAlign w:val="subscript"/>
+              </w:rPr>
+              <w:t>ψ</w:t>
             </w:r>
           </w:p>
         </w:tc>
@@ -726,7 +732,16 @@
     </w:p>
     <w:p>
       <w:r>
-        <w:t>which is exactly the statistical mean of the possible outcomes aₙ, weighted by their probabilities |cₙ|² from Lesson 10. This confirms that ⟨A⟩_ψ is not the outcome of any single measurement but the average over many identical repetitions, consistent with the reading of ⟨x⟩ given there.</w:t>
+        <w:t>which is exactly the statistical mean of the possible outcomes aₙ, weighted by their probabilities |cₙ|² from Lesson 10. This confirms that ⟨A⟩</w:t>
+      </w:r>
+      <w:r>
+        <w:rPr>
+          <w:vertAlign w:val="subscript"/>
+        </w:rPr>
+        <w:t>ψ</w:t>
+      </w:r>
+      <w:r>
+        <w:t xml:space="preserve"> is not the outcome of any single measurement but the average over many identical repetitions, consistent with the reading of ⟨x⟩ given there.</w:t>
       </w:r>
     </w:p>
     <w:p>
@@ -740,7 +755,34 @@
     </w:p>
     <w:p>
       <w:r>
-        <w:t>For a spin-1/2 system, represented as in Lesson 1 by two-component vectors, take A = σ_z and ψ = (cos(θ/2), e^(iφ)sin(θ/2))ᵀ, the state used in Exercise 15 of Lesson 1. Then ⟨σ_z⟩ = cos²(θ/2) − sin²(θ/2) = cos θ, the result found there by direct matrix multiplication; the expectation value formalism reproduces it without any new calculation, only a new interpretation: cos θ is the average of the two possible measurement outcomes +1 and −1, each weighted by its probability cos²(θ/2) or sin²(θ/2).</w:t>
+        <w:t>For a spin-1/2 system, represented as in Lesson 1 by two-component vectors, take A = σ</w:t>
+      </w:r>
+      <w:r>
+        <w:rPr>
+          <w:vertAlign w:val="subscript"/>
+        </w:rPr>
+        <w:t>z</w:t>
+      </w:r>
+      <w:r>
+        <w:t xml:space="preserve"> and ψ = (cos(θ/2), e</w:t>
+      </w:r>
+      <w:r>
+        <w:rPr>
+          <w:vertAlign w:val="superscript"/>
+        </w:rPr>
+        <w:t>iφ</w:t>
+      </w:r>
+      <w:r>
+        <w:t>sin(θ/2))ᵀ, the state used in Exercise 15 of Lesson 1. Then ⟨σ</w:t>
+      </w:r>
+      <w:r>
+        <w:rPr>
+          <w:vertAlign w:val="subscript"/>
+        </w:rPr>
+        <w:t>z</w:t>
+      </w:r>
+      <w:r>
+        <w:t>⟩ = cos²(θ/2) − sin²(θ/2) = cos θ, the result found there by direct matrix multiplication; the expectation value formalism reproduces it without any new calculation, only a new interpretation: cos θ is the average of the two possible measurement outcomes +1 and −1, each weighted by its probability cos²(θ/2) or sin²(θ/2).</w:t>
       </w:r>
     </w:p>
     <w:p>
@@ -900,7 +942,70 @@
     </w:p>
     <w:p>
       <w:r>
-        <w:t>Its eigenfunctions are plane waves: p̂e^(ik·x) = −iℏ(ik)e^(ik·x) = ℏk e^(ik·x), so the eigenvalue is p = ℏk, matching the identification p^μ = i∂^μ acting on e^(−ip·x) established covariantly in Lesson 4 (the nonrelativistic operator here is the spatial part of that four-vector rule, with an overall sign convention matched to E = iℏ∂_t in Lesson 12). Like position, the spectrum of p̂ is continuous and the plane-wave eigenfunctions are not normalizable.</w:t>
+        <w:t>Its eigenfunctions are plane waves: p̂e</w:t>
+      </w:r>
+      <w:r>
+        <w:rPr>
+          <w:vertAlign w:val="superscript"/>
+        </w:rPr>
+        <w:t>ik·x</w:t>
+      </w:r>
+      <w:r>
+        <w:t xml:space="preserve"> = −iℏ(ik)e</w:t>
+      </w:r>
+      <w:r>
+        <w:rPr>
+          <w:vertAlign w:val="superscript"/>
+        </w:rPr>
+        <w:t>ik·x</w:t>
+      </w:r>
+      <w:r>
+        <w:t xml:space="preserve"> = ℏk e</w:t>
+      </w:r>
+      <w:r>
+        <w:rPr>
+          <w:vertAlign w:val="superscript"/>
+        </w:rPr>
+        <w:t>ik·x</w:t>
+      </w:r>
+      <w:r>
+        <w:t>, so the eigenvalue is p = ℏk, matching the identification p</w:t>
+      </w:r>
+      <w:r>
+        <w:rPr>
+          <w:vertAlign w:val="superscript"/>
+        </w:rPr>
+        <w:t>μ</w:t>
+      </w:r>
+      <w:r>
+        <w:t xml:space="preserve"> = i∂</w:t>
+      </w:r>
+      <w:r>
+        <w:rPr>
+          <w:vertAlign w:val="superscript"/>
+        </w:rPr>
+        <w:t>μ</w:t>
+      </w:r>
+      <w:r>
+        <w:t xml:space="preserve"> acting on e</w:t>
+      </w:r>
+      <w:r>
+        <w:rPr>
+          <w:vertAlign w:val="superscript"/>
+        </w:rPr>
+        <w:t>−ip·x</w:t>
+      </w:r>
+      <w:r>
+        <w:t xml:space="preserve"> established covariantly in Lesson 4 (the nonrelativistic operator here is the spatial part of that four-vector rule, with an overall sign convention matched to E = iℏ∂</w:t>
+      </w:r>
+      <w:r>
+        <w:rPr>
+          <w:vertAlign w:val="subscript"/>
+        </w:rPr>
+        <w:t>t</w:t>
+      </w:r>
+      <w:r>
+        <w:t xml:space="preserve"> in Lesson 12). Like position, the spectrum of p̂ is continuous and the plane-wave eigenfunctions are not normalizable.</w:t>
       </w:r>
     </w:p>
     <w:p>
@@ -1280,7 +1385,25 @@
     </w:p>
     <w:p>
       <w:r>
-        <w:t>For the Gaussian ψ(x) = (πa²)^(−1/4)e^(−x²/2a²) of Lesson 10, Δx = a/√2 was found there. Its momentum-space representation, obtained by the Fourier transform of Lesson 2, is also a Gaussian, with Δp = ℏ/(a√2) (this is verified directly in Lesson 13). The product is Δx·Δp = ℏ/2, the minimum value allowed by Section 4.2: the Gaussian is a minimum-uncertainty wave packet, saturating the inequality exactly.</w:t>
+        <w:t>For the Gaussian ψ(x) = (πa²)</w:t>
+      </w:r>
+      <w:r>
+        <w:rPr>
+          <w:vertAlign w:val="superscript"/>
+        </w:rPr>
+        <w:t>−1/4</w:t>
+      </w:r>
+      <w:r>
+        <w:t>e</w:t>
+      </w:r>
+      <w:r>
+        <w:rPr>
+          <w:vertAlign w:val="superscript"/>
+        </w:rPr>
+        <w:t>−x²/2a²</w:t>
+      </w:r>
+      <w:r>
+        <w:t xml:space="preserve"> of Lesson 10, Δx = a/√2 was found there. Its momentum-space representation, obtained by the Fourier transform of Lesson 2, is also a Gaussian, with Δp = ℏ/(a√2) (this is verified directly in Lesson 13). The product is Δx·Δp = ℏ/2, the minimum value allowed by Section 4.2: the Gaussian is a minimum-uncertainty wave packet, saturating the inequality exactly.</w:t>
       </w:r>
     </w:p>
     <w:p>
@@ -1349,7 +1472,25 @@
     </w:p>
     <w:p>
       <w:r>
-        <w:t>For an operator A without explicit time dependence, differentiate ⟨A⟩_ψ(t) = ⟨ψ(t)|A|ψ(t)⟩ using the time-dependent Schrödinger equation of Lesson 12 (quoted here in advance, iℏ∂_tψ = Hψ) for both ψ and its bra.</w:t>
+        <w:t>For an operator A without explicit time dependence, differentiate ⟨A⟩</w:t>
+      </w:r>
+      <w:r>
+        <w:rPr>
+          <w:vertAlign w:val="subscript"/>
+        </w:rPr>
+        <w:t>ψ</w:t>
+      </w:r>
+      <w:r>
+        <w:t>(t) = ⟨ψ(t)|A|ψ(t)⟩ using the time-dependent Schrödinger equation of Lesson 12 (quoted here in advance, iℏ∂</w:t>
+      </w:r>
+      <w:r>
+        <w:rPr>
+          <w:vertAlign w:val="subscript"/>
+        </w:rPr>
+        <w:t>t</w:t>
+      </w:r>
+      <w:r>
+        <w:t>ψ = Hψ) for both ψ and its bra.</w:t>
       </w:r>
     </w:p>
     <w:p>
@@ -1795,7 +1936,16 @@
         </w:numPr>
       </w:pPr>
       <w:r>
-        <w:t>Observables are represented by Hermitian operators; measurement outcomes are their eigenvalues, and ⟨A⟩_ψ is the statistical average over an ensemble.</w:t>
+        <w:t>Observables are represented by Hermitian operators; measurement outcomes are their eigenvalues, and ⟨A⟩</w:t>
+      </w:r>
+      <w:r>
+        <w:rPr>
+          <w:vertAlign w:val="subscript"/>
+        </w:rPr>
+        <w:t>ψ</w:t>
+      </w:r>
+      <w:r>
+        <w:t xml:space="preserve"> is the statistical average over an ensemble.</w:t>
       </w:r>
     </w:p>
     <w:p>
@@ -1980,7 +2130,22 @@
           </w:tcPr>
           <w:p>
             <w:r>
-              <w:t>Show that if A is Hermitian, ⟨A⟩_ψ is real for every normalized ψ.</w:t>
+              <w:rPr>
+                <w:b/>
+              </w:rPr>
+              <w:t>Core.</w:t>
+            </w:r>
+            <w:r>
+              <w:t xml:space="preserve"> Show that if A is Hermitian, ⟨A⟩</w:t>
+            </w:r>
+            <w:r>
+              <w:rPr>
+                <w:vertAlign w:val="subscript"/>
+              </w:rPr>
+              <w:t>ψ</w:t>
+            </w:r>
+            <w:r>
+              <w:t xml:space="preserve"> is real for every normalized ψ.</w:t>
             </w:r>
           </w:p>
         </w:tc>
@@ -2018,7 +2183,31 @@
           </w:tcPr>
           <w:p>
             <w:r>
-              <w:t>Compute ⟨p̂⟩ and ⟨p̂²⟩ for ψ(x) = (πa²)^(−1/4)e^(−x²/2a²) and verify ⟨p̂⟩ = 0.</w:t>
+              <w:rPr>
+                <w:b/>
+              </w:rPr>
+              <w:t>Core.</w:t>
+            </w:r>
+            <w:r>
+              <w:t xml:space="preserve"> Compute ⟨p̂⟩ and ⟨p̂²⟩ for ψ(x) = (πa²)</w:t>
+            </w:r>
+            <w:r>
+              <w:rPr>
+                <w:vertAlign w:val="superscript"/>
+              </w:rPr>
+              <w:t>−1/4</w:t>
+            </w:r>
+            <w:r>
+              <w:t>e</w:t>
+            </w:r>
+            <w:r>
+              <w:rPr>
+                <w:vertAlign w:val="superscript"/>
+              </w:rPr>
+              <w:t>−x²/2a²</w:t>
+            </w:r>
+            <w:r>
+              <w:t xml:space="preserve"> and verify ⟨p̂⟩ = 0.</w:t>
             </w:r>
           </w:p>
         </w:tc>
@@ -2054,7 +2243,13 @@
           </w:tcPr>
           <w:p>
             <w:r>
-              <w:t>Using the result of Exercise 2 and Δx = a/√2 from Lesson 10, verify that Δx·Δp = ℏ/2 for this state (you may use Δp² = ⟨p̂²⟩ from Exercise 2).</w:t>
+              <w:rPr>
+                <w:b/>
+              </w:rPr>
+              <w:t>Core.</w:t>
+            </w:r>
+            <w:r>
+              <w:t xml:space="preserve"> Using the result of Exercise 2 and Δx = a/√2 from Lesson 10, verify that Δx·Δp = ℏ/2 for this state (you may use Δp² = ⟨p̂²⟩ from Exercise 2).</w:t>
             </w:r>
           </w:p>
         </w:tc>
@@ -2092,7 +2287,13 @@
           </w:tcPr>
           <w:p>
             <w:r>
-              <w:t>Prove [x̂, p̂²] = 2iℏp̂ directly by acting on a test function ψ(x), without using the commutator identity of Worked example 2.</w:t>
+              <w:rPr>
+                <w:b/>
+              </w:rPr>
+              <w:t>Extension.</w:t>
+            </w:r>
+            <w:r>
+              <w:t xml:space="preserve"> Prove [x̂, p̂²] = 2iℏp̂ directly by acting on a test function ψ(x), without using the commutator identity of Worked example 2.</w:t>
             </w:r>
           </w:p>
         </w:tc>
@@ -2128,7 +2329,13 @@
           </w:tcPr>
           <w:p>
             <w:r>
-              <w:t>Compute [p̂, x̂²] using the identity [A, BC] = [A, B]C + B[A, C] and compare with the Poisson bracket {p, q²} of Lesson 6.</w:t>
+              <w:rPr>
+                <w:b/>
+              </w:rPr>
+              <w:t>Core.</w:t>
+            </w:r>
+            <w:r>
+              <w:t xml:space="preserve"> Compute [p̂, x̂²] using the identity [A, BC] = [A, B]C + B[A, C] and compare with the Poisson bracket {p, q²} of Lesson 6.</w:t>
             </w:r>
           </w:p>
         </w:tc>
@@ -2166,7 +2373,13 @@
           </w:tcPr>
           <w:p>
             <w:r>
-              <w:t>Show that any function f(x̂) commutes with x̂, and that any function g(p̂) commutes with p̂.</w:t>
+              <w:rPr>
+                <w:b/>
+              </w:rPr>
+              <w:t>Extension.</w:t>
+            </w:r>
+            <w:r>
+              <w:t xml:space="preserve"> Show that any function f(x̂) commutes with x̂, and that any function g(p̂) commutes with p̂.</w:t>
             </w:r>
           </w:p>
         </w:tc>
@@ -2202,7 +2415,13 @@
           </w:tcPr>
           <w:p>
             <w:r>
-              <w:t>For the harmonic oscillator operators a, a† of Lesson 6 quantized as [a, a†] = 1, compute [a†a, a] and [a†a, a†].</w:t>
+              <w:rPr>
+                <w:b/>
+              </w:rPr>
+              <w:t>Core.</w:t>
+            </w:r>
+            <w:r>
+              <w:t xml:space="preserve"> For the harmonic oscillator operators a, a† of Lesson 6 quantized as [a, a†] = 1, compute [a†a, a] and [a†a, a†].</w:t>
             </w:r>
           </w:p>
         </w:tc>
@@ -2240,7 +2459,13 @@
           </w:tcPr>
           <w:p>
             <w:r>
-              <w:t>Show that if [A, B] = 0 and |ψ⟩ is a nondegenerate eigenstate of A, then B|ψ⟩ is also an eigenstate of A with the same eigenvalue, and explain why this forces B|ψ⟩ to be proportional to |ψ⟩.</w:t>
+              <w:rPr>
+                <w:b/>
+              </w:rPr>
+              <w:t>Core.</w:t>
+            </w:r>
+            <w:r>
+              <w:t xml:space="preserve"> Show that if [A, B] = 0 and |ψ⟩ is a nondegenerate eigenstate of A, then B|ψ⟩ is also an eigenstate of A with the same eigenvalue, and explain why this forces B|ψ⟩ to be proportional to |ψ⟩.</w:t>
             </w:r>
           </w:p>
         </w:tc>
@@ -2276,7 +2501,13 @@
           </w:tcPr>
           <w:p>
             <w:r>
-              <w:t>A system has H with nondegenerate eigenstates |n⟩ and eigenvalues Eₙ. Show that ⟨n|A|m⟩ = 0 for any conserved observable A whenever Eₙ ≠ Eₘ.</w:t>
+              <w:rPr>
+                <w:b/>
+              </w:rPr>
+              <w:t>Extension.</w:t>
+            </w:r>
+            <w:r>
+              <w:t xml:space="preserve"> A system has H with nondegenerate eigenstates |n⟩ and eigenvalues Eₙ. Show that ⟨n|A|m⟩ = 0 for any conserved observable A whenever Eₙ ≠ Eₘ.</w:t>
             </w:r>
           </w:p>
         </w:tc>
@@ -2314,7 +2545,13 @@
           </w:tcPr>
           <w:p>
             <w:r>
-              <w:t>Prove the Cauchy Schwarz inequality |⟨φ|ψ⟩|² ≤ ⟨φ|φ⟩⟨ψ|ψ⟩ (you may cite Exercise 16 of Lesson 1), and use it to sketch the proof of ΔA·ΔB ≥ (1/2)|⟨[A,B]⟩| by applying it to (A−⟨A⟩)ψ and (B−⟨B⟩)ψ.</w:t>
+              <w:rPr>
+                <w:b/>
+              </w:rPr>
+              <w:t>Extension.</w:t>
+            </w:r>
+            <w:r>
+              <w:t xml:space="preserve"> Prove the Cauchy Schwarz inequality |⟨φ|ψ⟩|² ≤ ⟨φ|φ⟩⟨ψ|ψ⟩ (you may cite Exercise 16 of Lesson 1), and use it to sketch the proof of ΔA·ΔB ≥ (1/2)|⟨[A,B]⟩| by applying it to (A−⟨A⟩)ψ and (B−⟨B⟩)ψ.</w:t>
             </w:r>
           </w:p>
         </w:tc>
@@ -2350,7 +2587,13 @@
           </w:tcPr>
           <w:p>
             <w:r>
-              <w:t>Using Ehrenfest's theorem, show that d⟨x̂⟩/dt = ⟨p̂⟩/m for H = p²/2m + V(x).</w:t>
+              <w:rPr>
+                <w:b/>
+              </w:rPr>
+              <w:t>Core.</w:t>
+            </w:r>
+            <w:r>
+              <w:t xml:space="preserve"> Using Ehrenfest's theorem, show that d⟨x̂⟩/dt = ⟨p̂⟩/m for H = p²/2m + V(x).</w:t>
             </w:r>
           </w:p>
         </w:tc>
@@ -2388,7 +2631,13 @@
           </w:tcPr>
           <w:p>
             <w:r>
-              <w:t>Continuing Exercise 11, show that d⟨p̂⟩/dt = −⟨V′(x̂)⟩, and comment on how this relates to Newton's second law in the classical limit.</w:t>
+              <w:rPr>
+                <w:b/>
+              </w:rPr>
+              <w:t>Extension.</w:t>
+            </w:r>
+            <w:r>
+              <w:t xml:space="preserve"> Continuing Exercise 11, show that d⟨p̂⟩/dt = −⟨V′(x̂)⟩, and comment on how this relates to Newton's second law in the classical limit.</w:t>
             </w:r>
           </w:p>
         </w:tc>
@@ -2424,7 +2673,13 @@
           </w:tcPr>
           <w:p>
             <w:r>
-              <w:t>Show that the parity operator Π, defined by (Πψ)(x) = ψ(−x), is Hermitian and satisfies Π² = I, and find its eigenvalues.</w:t>
+              <w:rPr>
+                <w:b/>
+              </w:rPr>
+              <w:t>Core.</w:t>
+            </w:r>
+            <w:r>
+              <w:t xml:space="preserve"> Show that the parity operator Π, defined by (Πψ)(x) = ψ(−x), is Hermitian and satisfies Π² = I, and find its eigenvalues.</w:t>
             </w:r>
           </w:p>
         </w:tc>
@@ -2462,7 +2717,13 @@
           </w:tcPr>
           <w:p>
             <w:r>
-              <w:t>For a Hamiltonian with V(−x) = V(x), show that [H, Π] = 0, and explain why energy eigenstates can be chosen to have definite parity.</w:t>
+              <w:rPr>
+                <w:b/>
+              </w:rPr>
+              <w:t>Extension.</w:t>
+            </w:r>
+            <w:r>
+              <w:t xml:space="preserve"> For a Hamiltonian with V(−x) = V(x), show that [H, Π] = 0, and explain why energy eigenstates can be chosen to have definite parity.</w:t>
             </w:r>
           </w:p>
         </w:tc>
@@ -2498,7 +2759,13 @@
           </w:tcPr>
           <w:p>
             <w:r>
-              <w:t>Two commuting Hermitian operators A and B act on a two-dimensional space. If A has eigenvalues 1 and −1 with eigenvectors (1,0)ᵀ and (0,1)ᵀ, and B commutes with A, show that B must be diagonal in this basis.</w:t>
+              <w:rPr>
+                <w:b/>
+              </w:rPr>
+              <w:t>Extension.</w:t>
+            </w:r>
+            <w:r>
+              <w:t xml:space="preserve"> Two commuting Hermitian operators A and B act on a two-dimensional space. If A has eigenvalues 1 and −1 with eigenvectors (1,0)ᵀ and (0,1)ᵀ, and B commutes with A, show that B must be diagonal in this basis.</w:t>
             </w:r>
           </w:p>
         </w:tc>
@@ -2536,7 +2803,13 @@
           </w:tcPr>
           <w:p>
             <w:r>
-              <w:t>Challenge: prove the generalized uncertainty relation. Define f = (A−⟨A⟩)ψ and g = (B−⟨B⟩)ψ. Apply Cauchy Schwarz to get ‖f‖²‖g‖² ≥ |⟨f|g⟩|². Show ⟨f|g⟩ = ⟨AB⟩ − ⟨A⟩⟨B⟩, split it into Hermitian and anti-Hermitian parts using the commutator and anticommutator, and conclude ΔA²ΔB² ≥ (1/4)|⟨[A,B]⟩|².</w:t>
+              <w:rPr>
+                <w:b/>
+              </w:rPr>
+              <w:t>Challenge.</w:t>
+            </w:r>
+            <w:r>
+              <w:t xml:space="preserve"> Prove the generalized uncertainty relation. Define f = (A−⟨A⟩)ψ and g = (B−⟨B⟩)ψ. Apply Cauchy Schwarz to get ‖f‖²‖g‖² ≥ |⟨f|g⟩|². Show ⟨f|g⟩ = ⟨AB⟩ − ⟨A⟩⟨B⟩, split it into Hermitian and anti-Hermitian parts using the commutator and anticommutator, and conclude ΔA²ΔB² ≥ (1/4)|⟨[A,B]⟩|².</w:t>
             </w:r>
           </w:p>
         </w:tc>
@@ -2548,6 +2821,14 @@
       </w:pPr>
       <w:r>
         <w:t>Solutions</w:t>
+      </w:r>
+    </w:p>
+    <w:p>
+      <w:r>
+        <w:rPr>
+          <w:i/>
+        </w:rPr>
+        <w:t>Attempt each exercise before reading its solution. If you are stuck, read only the first sentence of the solution, then try again.</w:t>
       </w:r>
     </w:p>
     <w:p>
@@ -2779,71 +3060,12 @@
         <w:pStyle w:val="Heading2"/>
       </w:pPr>
       <w:r>
-        <w:t>Mastery checklist</w:t>
+        <w:t>Mastery check</w:t>
       </w:r>
     </w:p>
     <w:p>
-      <w:pPr>
-        <w:pStyle w:val="ListBullet"/>
-      </w:pPr>
       <w:r>
-        <w:t>I can state the measurement postulate precisely: observables are Hermitian operators, outcomes are eigenvalues, and ⟨A⟩ is an ensemble average.</w:t>
-      </w:r>
-    </w:p>
-    <w:p>
-      <w:pPr>
-        <w:pStyle w:val="ListBullet"/>
-      </w:pPr>
-      <w:r>
-        <w:t>I can compute [x̂, p̂] from the definitions and use the Leibniz identity to find commutators of products.</w:t>
-      </w:r>
-    </w:p>
-    <w:p>
-      <w:pPr>
-        <w:pStyle w:val="ListBullet"/>
-      </w:pPr>
-      <w:r>
-        <w:t>I can distinguish discrete and continuous spectra and state how each is normalized.</w:t>
-      </w:r>
-    </w:p>
-    <w:p>
-      <w:pPr>
-        <w:pStyle w:val="ListBullet"/>
-      </w:pPr>
-      <w:r>
-        <w:t>I can derive the position-momentum uncertainty relation from the general Cauchy Schwarz argument.</w:t>
-      </w:r>
-    </w:p>
-    <w:p>
-      <w:pPr>
-        <w:pStyle w:val="ListBullet"/>
-      </w:pPr>
-      <w:r>
-        <w:t>I can determine whether two given operators are compatible and explain the physical consequence either way.</w:t>
-      </w:r>
-    </w:p>
-    <w:p>
-      <w:pPr>
-        <w:pStyle w:val="ListBullet"/>
-      </w:pPr>
-      <w:r>
-        <w:t>I can state and use the Ehrenfest theorem to find the time derivative of an expectation value.</w:t>
-      </w:r>
-    </w:p>
-    <w:p>
-      <w:pPr>
-        <w:pStyle w:val="ListBullet"/>
-      </w:pPr>
-      <w:r>
-        <w:t>I can identify a conserved observable from its commutator with the Hamiltonian without solving the equations of motion.</w:t>
-      </w:r>
-    </w:p>
-    <w:p>
-      <w:pPr>
-        <w:pStyle w:val="ListBullet"/>
-      </w:pPr>
-      <w:r>
-        <w:t>I can explain, using parity as an example, why a symmetry of H implies a compatible observable and a useful quantum number.</w:t>
+        <w:t>Before moving on, do the Core exercises without looking at the solutions and state this lesson's main result from memory. If both go smoothly, continue; if not, reread the sections the missed exercises cite.</w:t>
       </w:r>
     </w:p>
     <w:p>
@@ -2895,7 +3117,7 @@
         <w:color w:val="5A5A5A"/>
         <w:sz w:val="16"/>
       </w:rPr>
-      <w:t>QED Course   Lesson 11</w:t>
+      <w:t>A QED Course   Lesson 11</w:t>
     </w:r>
   </w:p>
 </w:hdr>
